--- a/5_semester/Кроссплатформенное/КП_лр1.docx
+++ b/5_semester/Кроссплатформенное/КП_лр1.docx
@@ -586,7 +586,6 @@
               </w:rPr>
               <w:t>№</w:t>
             </w:r>
-            <w:bookmarkStart w:id="0" w:name="_GoBack"/>
             <w:r>
               <w:rPr>
                 <w:spacing w:val="-5"/>
@@ -594,7 +593,6 @@
               </w:rPr>
               <w:t>1</w:t>
             </w:r>
-            <w:bookmarkEnd w:id="0"/>
           </w:p>
           <w:p>
             <w:pPr>
@@ -1154,10 +1152,10 @@
           <w:cols w:space="720"/>
         </w:sectPr>
       </w:pPr>
-      <w:bookmarkStart w:id="1" w:name="ПРИЛОЖЕНИЕ_А"/>
-      <w:bookmarkStart w:id="2" w:name="_bookmark9"/>
+      <w:bookmarkStart w:id="0" w:name="ПРИЛОЖЕНИЕ_А"/>
+      <w:bookmarkStart w:id="1" w:name="_bookmark9"/>
+      <w:bookmarkEnd w:id="0"/>
       <w:bookmarkEnd w:id="1"/>
-      <w:bookmarkEnd w:id="2"/>
     </w:p>
     <w:sdt>
       <w:sdtPr>
@@ -1238,13 +1236,28 @@
               <w:szCs w:val="22"/>
             </w:rPr>
           </w:pPr>
-          <w:hyperlink w:anchor="_Toc209985092" w:history="1">
+          <w:hyperlink w:anchor="_Toc210309062" w:history="1">
             <w:r>
               <w:rPr>
                 <w:rStyle w:val="a7"/>
                 <w:bCs/>
               </w:rPr>
-              <w:t>1 Задание</w:t>
+              <w:t>1</w:t>
+            </w:r>
+            <w:r>
+              <w:rPr>
+                <w:rStyle w:val="a7"/>
+                <w:bCs/>
+                <w:lang w:val="en-US"/>
+              </w:rPr>
+              <w:t>.</w:t>
+            </w:r>
+            <w:r>
+              <w:rPr>
+                <w:rStyle w:val="a7"/>
+                <w:bCs/>
+              </w:rPr>
+              <w:t xml:space="preserve"> Задание</w:t>
             </w:r>
             <w:r>
               <w:rPr>
@@ -1262,7 +1275,7 @@
               <w:rPr>
                 <w:webHidden/>
               </w:rPr>
-              <w:instrText xml:space="preserve"> PAGEREF _Toc209985092 \h </w:instrText>
+              <w:instrText xml:space="preserve"> PAGEREF _Toc210309062 \h </w:instrText>
             </w:r>
             <w:r>
               <w:rPr>
@@ -1299,13 +1312,27 @@
               <w:szCs w:val="22"/>
             </w:rPr>
           </w:pPr>
-          <w:hyperlink w:anchor="_Toc209985093" w:history="1">
+          <w:hyperlink w:anchor="_Toc210309063" w:history="1">
             <w:r>
               <w:rPr>
                 <w:rStyle w:val="a7"/>
                 <w:bCs/>
               </w:rPr>
-              <w:t>2 Результат работы программы</w:t>
+              <w:t xml:space="preserve">2. Ход </w:t>
+            </w:r>
+            <w:r>
+              <w:rPr>
+                <w:rStyle w:val="a7"/>
+                <w:bCs/>
+              </w:rPr>
+              <w:t>р</w:t>
+            </w:r>
+            <w:r>
+              <w:rPr>
+                <w:rStyle w:val="a7"/>
+                <w:bCs/>
+              </w:rPr>
+              <w:t>аботы</w:t>
             </w:r>
             <w:r>
               <w:rPr>
@@ -1323,7 +1350,7 @@
               <w:rPr>
                 <w:webHidden/>
               </w:rPr>
-              <w:instrText xml:space="preserve"> PAGEREF _Toc209985093 \h </w:instrText>
+              <w:instrText xml:space="preserve"> PAGEREF _Toc210309063 \h </w:instrText>
             </w:r>
             <w:r>
               <w:rPr>
@@ -1360,14 +1387,143 @@
               <w:szCs w:val="22"/>
             </w:rPr>
           </w:pPr>
-          <w:hyperlink w:anchor="_Toc209985094" w:history="1">
+          <w:hyperlink w:anchor="_Toc210309064" w:history="1">
+            <w:r>
+              <w:rPr>
+                <w:rStyle w:val="a7"/>
+                <w:bCs/>
+              </w:rPr>
+              <w:t>3. Результат работы программы</w:t>
+            </w:r>
+            <w:r>
+              <w:rPr>
+                <w:webHidden/>
+              </w:rPr>
+              <w:tab/>
+            </w:r>
+            <w:r>
+              <w:rPr>
+                <w:webHidden/>
+              </w:rPr>
+              <w:fldChar w:fldCharType="begin"/>
+            </w:r>
+            <w:r>
+              <w:rPr>
+                <w:webHidden/>
+              </w:rPr>
+              <w:instrText xml:space="preserve"> PAGEREF _Toc210309064 \h </w:instrText>
+            </w:r>
+            <w:r>
+              <w:rPr>
+                <w:webHidden/>
+              </w:rPr>
+            </w:r>
+            <w:r>
+              <w:rPr>
+                <w:webHidden/>
+              </w:rPr>
+              <w:fldChar w:fldCharType="separate"/>
+            </w:r>
+            <w:r>
+              <w:rPr>
+                <w:webHidden/>
+              </w:rPr>
+              <w:t>4</w:t>
+            </w:r>
+            <w:r>
+              <w:rPr>
+                <w:webHidden/>
+              </w:rPr>
+              <w:fldChar w:fldCharType="end"/>
+            </w:r>
+          </w:hyperlink>
+        </w:p>
+        <w:p>
+          <w:pPr>
+            <w:pStyle w:val="1"/>
+            <w:rPr>
+              <w:rFonts w:asciiTheme="minorHAnsi" w:eastAsiaTheme="minorEastAsia" w:hAnsiTheme="minorHAnsi" w:cstheme="minorBidi"/>
+              <w:color w:val="auto"/>
+              <w:sz w:val="22"/>
+              <w:szCs w:val="22"/>
+            </w:rPr>
+          </w:pPr>
+          <w:hyperlink w:anchor="_Toc210309065" w:history="1">
+            <w:r>
+              <w:rPr>
+                <w:rStyle w:val="a7"/>
+                <w:bCs/>
+              </w:rPr>
+              <w:t>4. Вывод</w:t>
+            </w:r>
+            <w:r>
+              <w:rPr>
+                <w:webHidden/>
+              </w:rPr>
+              <w:tab/>
+            </w:r>
+            <w:r>
+              <w:rPr>
+                <w:webHidden/>
+              </w:rPr>
+              <w:fldChar w:fldCharType="begin"/>
+            </w:r>
+            <w:r>
+              <w:rPr>
+                <w:webHidden/>
+              </w:rPr>
+              <w:instrText xml:space="preserve"> PAGEREF _Toc210309065 \h </w:instrText>
+            </w:r>
+            <w:r>
+              <w:rPr>
+                <w:webHidden/>
+              </w:rPr>
+            </w:r>
+            <w:r>
+              <w:rPr>
+                <w:webHidden/>
+              </w:rPr>
+              <w:fldChar w:fldCharType="separate"/>
+            </w:r>
+            <w:r>
+              <w:rPr>
+                <w:webHidden/>
+              </w:rPr>
+              <w:t>5</w:t>
+            </w:r>
+            <w:r>
+              <w:rPr>
+                <w:webHidden/>
+              </w:rPr>
+              <w:fldChar w:fldCharType="end"/>
+            </w:r>
+          </w:hyperlink>
+        </w:p>
+        <w:p>
+          <w:pPr>
+            <w:pStyle w:val="1"/>
+            <w:rPr>
+              <w:rFonts w:asciiTheme="minorHAnsi" w:eastAsiaTheme="minorEastAsia" w:hAnsiTheme="minorHAnsi" w:cstheme="minorBidi"/>
+              <w:color w:val="auto"/>
+              <w:sz w:val="22"/>
+              <w:szCs w:val="22"/>
+            </w:rPr>
+          </w:pPr>
+          <w:hyperlink w:anchor="_Toc210309066" w:history="1">
+            <w:r>
+              <w:rPr>
+                <w:rStyle w:val="a7"/>
+                <w:bCs/>
+              </w:rPr>
+              <w:t>5</w:t>
+            </w:r>
             <w:r>
               <w:rPr>
                 <w:rStyle w:val="a7"/>
                 <w:bCs/>
                 <w:lang w:val="en-US"/>
               </w:rPr>
-              <w:t>3</w:t>
+              <w:t>.</w:t>
             </w:r>
             <w:r>
               <w:rPr>
@@ -1392,7 +1548,7 @@
               <w:rPr>
                 <w:webHidden/>
               </w:rPr>
-              <w:instrText xml:space="preserve"> PAGEREF _Toc209985094 \h </w:instrText>
+              <w:instrText xml:space="preserve"> PAGEREF _Toc210309066 \h </w:instrText>
             </w:r>
             <w:r>
               <w:rPr>
@@ -1409,7 +1565,7 @@
               <w:rPr>
                 <w:webHidden/>
               </w:rPr>
-              <w:t>4</w:t>
+              <w:t>6</w:t>
             </w:r>
             <w:r>
               <w:rPr>
@@ -1446,7 +1602,7 @@
           <w:szCs w:val="28"/>
         </w:rPr>
       </w:pPr>
-      <w:bookmarkStart w:id="3" w:name="_Toc145966784"/>
+      <w:bookmarkStart w:id="2" w:name="_Toc145966784"/>
       <w:r>
         <w:rPr>
           <w:sz w:val="28"/>
@@ -1467,7 +1623,7 @@
           <w:szCs w:val="28"/>
         </w:rPr>
       </w:pPr>
-      <w:bookmarkStart w:id="4" w:name="_Toc209985092"/>
+      <w:bookmarkStart w:id="3" w:name="_Toc210309062"/>
       <w:r>
         <w:rPr>
           <w:b/>
@@ -1476,19 +1632,38 @@
           <w:szCs w:val="28"/>
         </w:rPr>
         <w:lastRenderedPageBreak/>
-        <w:t xml:space="preserve">1 </w:t>
-      </w:r>
-      <w:bookmarkEnd w:id="3"/>
+        <w:t>1</w:t>
+      </w:r>
       <w:r>
         <w:rPr>
           <w:b/>
           <w:bCs/>
           <w:sz w:val="28"/>
           <w:szCs w:val="28"/>
+          <w:lang w:val="en-US"/>
+        </w:rPr>
+        <w:t>.</w:t>
+      </w:r>
+      <w:r>
+        <w:rPr>
+          <w:b/>
+          <w:bCs/>
+          <w:sz w:val="28"/>
+          <w:szCs w:val="28"/>
+        </w:rPr>
+        <w:t xml:space="preserve"> </w:t>
+      </w:r>
+      <w:bookmarkEnd w:id="2"/>
+      <w:r>
+        <w:rPr>
+          <w:b/>
+          <w:bCs/>
+          <w:sz w:val="28"/>
+          <w:szCs w:val="28"/>
         </w:rPr>
         <w:t>Задание</w:t>
       </w:r>
-      <w:bookmarkEnd w:id="4"/>
+      <w:bookmarkEnd w:id="3"/>
     </w:p>
     <w:p>
       <w:pPr>
@@ -1678,6 +1853,129 @@
     <w:p>
       <w:pPr>
         <w:spacing w:line="360" w:lineRule="auto"/>
+        <w:ind w:firstLine="560"/>
+        <w:jc w:val="both"/>
+        <w:outlineLvl w:val="0"/>
+        <w:rPr>
+          <w:b/>
+          <w:bCs/>
+          <w:sz w:val="28"/>
+          <w:szCs w:val="28"/>
+        </w:rPr>
+      </w:pPr>
+      <w:bookmarkStart w:id="4" w:name="_Toc210309063"/>
+      <w:bookmarkStart w:id="5" w:name="_Hlk210309370"/>
+      <w:bookmarkStart w:id="6" w:name="_GoBack"/>
+      <w:r>
+        <w:rPr>
+          <w:b/>
+          <w:bCs/>
+          <w:sz w:val="28"/>
+          <w:szCs w:val="28"/>
+        </w:rPr>
+        <w:lastRenderedPageBreak/>
+        <w:t>2.</w:t>
+      </w:r>
+      <w:r>
+        <w:rPr>
+          <w:b/>
+          <w:bCs/>
+          <w:sz w:val="28"/>
+          <w:szCs w:val="28"/>
+        </w:rPr>
+        <w:t xml:space="preserve"> </w:t>
+      </w:r>
+      <w:r>
+        <w:rPr>
+          <w:b/>
+          <w:bCs/>
+          <w:sz w:val="28"/>
+          <w:szCs w:val="28"/>
+        </w:rPr>
+        <w:t>Ход работы</w:t>
+      </w:r>
+      <w:bookmarkEnd w:id="4"/>
+    </w:p>
+    <w:p>
+      <w:pPr>
+        <w:spacing w:line="360" w:lineRule="auto"/>
+        <w:ind w:firstLine="709"/>
+        <w:jc w:val="both"/>
+        <w:rPr>
+          <w:sz w:val="28"/>
+          <w:szCs w:val="28"/>
+        </w:rPr>
+      </w:pPr>
+      <w:r>
+        <w:rPr>
+          <w:sz w:val="28"/>
+          <w:szCs w:val="28"/>
+        </w:rPr>
+        <w:t xml:space="preserve">В ходе </w:t>
+      </w:r>
+      <w:bookmarkEnd w:id="5"/>
+      <w:bookmarkEnd w:id="6"/>
+      <w:r>
+        <w:rPr>
+          <w:sz w:val="28"/>
+          <w:szCs w:val="28"/>
+        </w:rPr>
+        <w:t xml:space="preserve">выполнения лабораторной работы была разработана программа на языке </w:t>
+      </w:r>
+      <w:proofErr w:type="spellStart"/>
+      <w:r>
+        <w:rPr>
+          <w:sz w:val="28"/>
+          <w:szCs w:val="28"/>
+        </w:rPr>
+        <w:t>Kotlin</w:t>
+      </w:r>
+      <w:proofErr w:type="spellEnd"/>
+      <w:r>
+        <w:rPr>
+          <w:sz w:val="28"/>
+          <w:szCs w:val="28"/>
+        </w:rPr>
+        <w:t xml:space="preserve">, позволяющая вычислять значение функции e в степени x с использованием разложения в ряд </w:t>
+      </w:r>
+      <w:proofErr w:type="spellStart"/>
+      <w:r>
+        <w:rPr>
+          <w:sz w:val="28"/>
+          <w:szCs w:val="28"/>
+        </w:rPr>
+        <w:t>Маклорена</w:t>
+      </w:r>
+      <w:proofErr w:type="spellEnd"/>
+      <w:r>
+        <w:rPr>
+          <w:sz w:val="28"/>
+          <w:szCs w:val="28"/>
+        </w:rPr>
+        <w:t>. Пользователь вводит значение аргумента и требуемую точность, после чего программа рассчитывает сумму ряда до тех пор, пока очередной член не станет меньше заданного порога. Для решения задачи были реализованы отдельные функции: рекурсивная функция факториала, функция вычисления отдельного члена ряда и функция суммирования ряда с контролем точности. Такой подход позволяет структурировать программу и сделать её более читаемой и удобной для сопровождения.</w:t>
+      </w:r>
+    </w:p>
+    <w:p>
+      <w:pPr>
+        <w:spacing w:line="360" w:lineRule="auto"/>
+        <w:ind w:firstLine="709"/>
+        <w:jc w:val="both"/>
+        <w:rPr>
+          <w:sz w:val="28"/>
+          <w:szCs w:val="28"/>
+        </w:rPr>
+      </w:pPr>
+      <w:r>
+        <w:rPr>
+          <w:sz w:val="28"/>
+          <w:szCs w:val="28"/>
+        </w:rPr>
+        <w:t>При написании программы применялись принципы функционального программирования. Основные вычисления оформлены в виде чистых функций, которые зависят только от входных параметров и не изменяют внешнее состояние. Использование рекурсии в функции факториала демонстрирует характерный приём функционального стиля, а работа с неизменяемыми переменными повышает предсказуемость программы. Кроме того, вычислительная логика была отделена от ввода и вывода данных, что упрощает тестирование и делает программу ближе к функциональной парадигме.</w:t>
+      </w:r>
+    </w:p>
+    <w:p>
+      <w:pPr>
+        <w:spacing w:line="360" w:lineRule="auto"/>
         <w:ind w:firstLine="709"/>
         <w:jc w:val="both"/>
         <w:outlineLvl w:val="0"/>
@@ -1688,17 +1986,20 @@
           <w:szCs w:val="28"/>
         </w:rPr>
       </w:pPr>
-      <w:bookmarkStart w:id="5" w:name="_Toc209985093"/>
-      <w:r>
+    </w:p>
+    <w:p>
+      <w:pPr>
+        <w:spacing w:line="360" w:lineRule="auto"/>
+        <w:ind w:firstLine="709"/>
+        <w:jc w:val="both"/>
+        <w:outlineLvl w:val="0"/>
         <w:rPr>
           <w:b/>
           <w:bCs/>
           <w:sz w:val="28"/>
           <w:szCs w:val="28"/>
         </w:rPr>
-        <w:lastRenderedPageBreak/>
-        <w:t>2</w:t>
-      </w:r>
+      </w:pPr>
       <w:r>
         <w:rPr>
           <w:b/>
@@ -1706,18 +2007,61 @@
           <w:sz w:val="28"/>
           <w:szCs w:val="28"/>
         </w:rPr>
-        <w:t xml:space="preserve"> </w:t>
-      </w:r>
-      <w:r>
+        <w:br w:type="page"/>
+      </w:r>
+    </w:p>
+    <w:p>
+      <w:pPr>
+        <w:spacing w:line="360" w:lineRule="auto"/>
+        <w:ind w:firstLine="709"/>
+        <w:jc w:val="both"/>
+        <w:outlineLvl w:val="0"/>
         <w:rPr>
           <w:b/>
           <w:bCs/>
           <w:sz w:val="28"/>
           <w:szCs w:val="28"/>
         </w:rPr>
+      </w:pPr>
+      <w:bookmarkStart w:id="7" w:name="_Toc210309064"/>
+      <w:r>
+        <w:rPr>
+          <w:b/>
+          <w:bCs/>
+          <w:sz w:val="28"/>
+          <w:szCs w:val="28"/>
+        </w:rPr>
+        <w:lastRenderedPageBreak/>
+        <w:t>3</w:t>
+      </w:r>
+      <w:r>
+        <w:rPr>
+          <w:b/>
+          <w:bCs/>
+          <w:sz w:val="28"/>
+          <w:szCs w:val="28"/>
+        </w:rPr>
+        <w:t>.</w:t>
+      </w:r>
+      <w:r>
+        <w:rPr>
+          <w:b/>
+          <w:bCs/>
+          <w:sz w:val="28"/>
+          <w:szCs w:val="28"/>
+        </w:rPr>
+        <w:t xml:space="preserve"> </w:t>
+      </w:r>
+      <w:r>
+        <w:rPr>
+          <w:b/>
+          <w:bCs/>
+          <w:sz w:val="28"/>
+          <w:szCs w:val="28"/>
+        </w:rPr>
         <w:t>Результат работы программы</w:t>
       </w:r>
-      <w:bookmarkEnd w:id="5"/>
+      <w:bookmarkEnd w:id="7"/>
     </w:p>
     <w:p>
       <w:pPr>
@@ -2087,7 +2431,6 @@
     <w:p>
       <w:pPr>
         <w:spacing w:line="360" w:lineRule="auto"/>
-        <w:ind w:firstLine="709"/>
         <w:jc w:val="both"/>
         <w:outlineLvl w:val="0"/>
         <w:rPr>
@@ -2097,15 +2440,6 @@
           <w:szCs w:val="28"/>
         </w:rPr>
       </w:pPr>
-      <w:r>
-        <w:rPr>
-          <w:b/>
-          <w:bCs/>
-          <w:sz w:val="28"/>
-          <w:szCs w:val="28"/>
-        </w:rPr>
-        <w:br w:type="page"/>
-      </w:r>
     </w:p>
     <w:p>
       <w:pPr>
@@ -2120,7 +2454,6 @@
           <w:szCs w:val="28"/>
         </w:rPr>
       </w:pPr>
-      <w:bookmarkStart w:id="6" w:name="_Toc209985094"/>
       <w:r>
         <w:rPr>
           <w:b/>
@@ -2128,18 +2461,23 @@
           <w:sz w:val="28"/>
           <w:szCs w:val="28"/>
         </w:rPr>
-        <w:lastRenderedPageBreak/>
-        <w:t>3</w:t>
-      </w:r>
-      <w:r>
+        <w:br w:type="page"/>
+      </w:r>
+    </w:p>
+    <w:p>
+      <w:pPr>
+        <w:spacing w:line="360" w:lineRule="auto"/>
+        <w:ind w:firstLine="560"/>
+        <w:jc w:val="both"/>
+        <w:outlineLvl w:val="0"/>
         <w:rPr>
           <w:b/>
           <w:bCs/>
           <w:sz w:val="28"/>
           <w:szCs w:val="28"/>
         </w:rPr>
-        <w:t xml:space="preserve"> </w:t>
-      </w:r>
+      </w:pPr>
+      <w:bookmarkStart w:id="8" w:name="_Toc210309065"/>
       <w:r>
         <w:rPr>
           <w:b/>
@@ -2147,9 +2485,191 @@
           <w:sz w:val="28"/>
           <w:szCs w:val="28"/>
         </w:rPr>
+        <w:lastRenderedPageBreak/>
+        <w:t>4.</w:t>
+      </w:r>
+      <w:r>
+        <w:rPr>
+          <w:b/>
+          <w:bCs/>
+          <w:sz w:val="28"/>
+          <w:szCs w:val="28"/>
+        </w:rPr>
+        <w:t xml:space="preserve"> </w:t>
+      </w:r>
+      <w:r>
+        <w:rPr>
+          <w:b/>
+          <w:bCs/>
+          <w:sz w:val="28"/>
+          <w:szCs w:val="28"/>
+        </w:rPr>
+        <w:t>Вывод</w:t>
+      </w:r>
+      <w:bookmarkEnd w:id="8"/>
+    </w:p>
+    <w:p>
+      <w:pPr>
+        <w:spacing w:line="360" w:lineRule="auto"/>
+        <w:ind w:firstLine="560"/>
+        <w:jc w:val="both"/>
+        <w:outlineLvl w:val="0"/>
+        <w:rPr>
+          <w:sz w:val="28"/>
+          <w:szCs w:val="28"/>
+        </w:rPr>
+      </w:pPr>
+      <w:r>
+        <w:rPr>
+          <w:sz w:val="28"/>
+          <w:szCs w:val="28"/>
+        </w:rPr>
+        <w:t xml:space="preserve">В результате выполнения лабораторной работы была создана программа на языке </w:t>
+      </w:r>
+      <w:proofErr w:type="spellStart"/>
+      <w:r>
+        <w:rPr>
+          <w:sz w:val="28"/>
+          <w:szCs w:val="28"/>
+        </w:rPr>
+        <w:t>Kotlin</w:t>
+      </w:r>
+      <w:proofErr w:type="spellEnd"/>
+      <w:r>
+        <w:rPr>
+          <w:sz w:val="28"/>
+          <w:szCs w:val="28"/>
+        </w:rPr>
+        <w:t xml:space="preserve">, которая вычисляет значение функции e в степени x методом разложения в ряд </w:t>
+      </w:r>
+      <w:proofErr w:type="spellStart"/>
+      <w:r>
+        <w:rPr>
+          <w:sz w:val="28"/>
+          <w:szCs w:val="28"/>
+        </w:rPr>
+        <w:t>Маклорена</w:t>
+      </w:r>
+      <w:proofErr w:type="spellEnd"/>
+      <w:r>
+        <w:rPr>
+          <w:sz w:val="28"/>
+          <w:szCs w:val="28"/>
+        </w:rPr>
+        <w:t xml:space="preserve"> с заданной точностью. Реализация показала, что использование функционального подхода делает программу более структурированной и наглядной.</w:t>
+      </w:r>
+    </w:p>
+    <w:p>
+      <w:pPr>
+        <w:spacing w:line="360" w:lineRule="auto"/>
+        <w:ind w:firstLine="560"/>
+        <w:jc w:val="both"/>
+        <w:outlineLvl w:val="0"/>
+        <w:rPr>
+          <w:sz w:val="28"/>
+          <w:szCs w:val="28"/>
+        </w:rPr>
+      </w:pPr>
+      <w:r>
+        <w:rPr>
+          <w:sz w:val="28"/>
+          <w:szCs w:val="28"/>
+        </w:rPr>
+        <w:t xml:space="preserve">Применение чистых функций, рекурсии и работы с неизменяемыми данными позволило приблизить решение к принципам функционального программирования. Таким образом, поставленная задача была успешно решена, а работа продемонстрировала возможности применения функционального стиля при разработке программ на </w:t>
+      </w:r>
+      <w:proofErr w:type="spellStart"/>
+      <w:r>
+        <w:rPr>
+          <w:sz w:val="28"/>
+          <w:szCs w:val="28"/>
+        </w:rPr>
+        <w:t>Kotlin</w:t>
+      </w:r>
+      <w:proofErr w:type="spellEnd"/>
+      <w:r>
+        <w:rPr>
+          <w:sz w:val="28"/>
+          <w:szCs w:val="28"/>
+        </w:rPr>
+        <w:t>.</w:t>
+      </w:r>
+    </w:p>
+    <w:p>
+      <w:pPr>
+        <w:spacing w:line="360" w:lineRule="auto"/>
+        <w:ind w:firstLine="560"/>
+        <w:jc w:val="both"/>
+        <w:outlineLvl w:val="0"/>
+        <w:rPr>
+          <w:b/>
+          <w:bCs/>
+          <w:sz w:val="28"/>
+          <w:szCs w:val="28"/>
+        </w:rPr>
+      </w:pPr>
+      <w:r>
+        <w:rPr>
+          <w:b/>
+          <w:bCs/>
+          <w:sz w:val="28"/>
+          <w:szCs w:val="28"/>
+        </w:rPr>
+        <w:br w:type="page"/>
+      </w:r>
+    </w:p>
+    <w:p>
+      <w:pPr>
+        <w:spacing w:line="360" w:lineRule="auto"/>
+        <w:ind w:firstLine="560"/>
+        <w:jc w:val="both"/>
+        <w:outlineLvl w:val="0"/>
+        <w:rPr>
+          <w:b/>
+          <w:bCs/>
+          <w:sz w:val="28"/>
+          <w:szCs w:val="28"/>
+        </w:rPr>
+      </w:pPr>
+      <w:bookmarkStart w:id="9" w:name="_Toc210309066"/>
+      <w:r>
+        <w:rPr>
+          <w:b/>
+          <w:bCs/>
+          <w:sz w:val="28"/>
+          <w:szCs w:val="28"/>
+        </w:rPr>
+        <w:lastRenderedPageBreak/>
+        <w:t>5</w:t>
+      </w:r>
+      <w:r>
+        <w:rPr>
+          <w:b/>
+          <w:bCs/>
+          <w:sz w:val="28"/>
+          <w:szCs w:val="28"/>
+          <w:lang w:val="en-US"/>
+        </w:rPr>
+        <w:t>.</w:t>
+      </w:r>
+      <w:r>
+        <w:rPr>
+          <w:b/>
+          <w:bCs/>
+          <w:sz w:val="28"/>
+          <w:szCs w:val="28"/>
+        </w:rPr>
+        <w:t xml:space="preserve"> </w:t>
+      </w:r>
+      <w:r>
+        <w:rPr>
+          <w:b/>
+          <w:bCs/>
+          <w:sz w:val="28"/>
+          <w:szCs w:val="28"/>
+        </w:rPr>
         <w:t>Листинг с кодом программы</w:t>
       </w:r>
-      <w:bookmarkEnd w:id="6"/>
+      <w:bookmarkEnd w:id="9"/>
     </w:p>
     <w:p>
       <w:pPr>
@@ -3863,7 +4383,6 @@
   <w:style w:type="character" w:default="1" w:styleId="a0">
     <w:name w:val="Default Paragraph Font"/>
     <w:uiPriority w:val="1"/>
-    <w:semiHidden/>
     <w:unhideWhenUsed/>
   </w:style>
   <w:style w:type="table" w:default="1" w:styleId="a1">
